--- a/fuentes/CF2_22650000_DU.docx
+++ b/fuentes/CF2_22650000_DU.docx
@@ -517,8 +517,8 @@
         <w:br w:type="page"/>
       </w:r>
     </w:p>
-    <w:bookmarkStart w:id="0" w:name="_Toc210667146" w:displacedByCustomXml="next"/>
-    <w:bookmarkStart w:id="1" w:name="_Toc213259072" w:displacedByCustomXml="next"/>
+    <w:bookmarkStart w:id="0" w:name="_Toc213259072" w:displacedByCustomXml="next"/>
+    <w:bookmarkStart w:id="1" w:name="_Toc210667146" w:displacedByCustomXml="next"/>
     <w:sdt>
       <w:sdtPr>
         <w:rPr>
@@ -2506,7 +2506,7 @@
           <w:noProof/>
         </w:rPr>
         <w:drawing>
-          <wp:inline distT="0" distB="0" distL="0" distR="0" wp14:anchorId="6EEC0D21" wp14:editId="6003A48A">
+          <wp:inline distT="0" distB="0" distL="0" distR="0" wp14:anchorId="6EEC0D21" wp14:editId="12AE3E2B">
             <wp:extent cx="4868883" cy="2740089"/>
             <wp:effectExtent l="0" t="0" r="8255" b="3175"/>
             <wp:docPr id="836455308" name="Imagen 3">
@@ -5037,9 +5037,9 @@
       </w:tblPr>
       <w:tblGrid>
         <w:gridCol w:w="1696"/>
-        <w:gridCol w:w="2127"/>
+        <w:gridCol w:w="1985"/>
         <w:gridCol w:w="2268"/>
-        <w:gridCol w:w="1984"/>
+        <w:gridCol w:w="2126"/>
         <w:gridCol w:w="1843"/>
       </w:tblGrid>
       <w:tr>
@@ -5062,7 +5062,7 @@
         </w:tc>
         <w:tc>
           <w:tcPr>
-            <w:tcW w:w="2127" w:type="dxa"/>
+            <w:tcW w:w="1985" w:type="dxa"/>
           </w:tcPr>
           <w:p>
             <w:pPr>
@@ -5088,7 +5088,7 @@
         </w:tc>
         <w:tc>
           <w:tcPr>
-            <w:tcW w:w="1984" w:type="dxa"/>
+            <w:tcW w:w="2126" w:type="dxa"/>
           </w:tcPr>
           <w:p>
             <w:pPr>
@@ -5132,7 +5132,7 @@
         </w:tc>
         <w:tc>
           <w:tcPr>
-            <w:tcW w:w="2127" w:type="dxa"/>
+            <w:tcW w:w="1985" w:type="dxa"/>
           </w:tcPr>
           <w:p>
             <w:pPr>
@@ -5189,7 +5189,7 @@
         </w:tc>
         <w:tc>
           <w:tcPr>
-            <w:tcW w:w="1984" w:type="dxa"/>
+            <w:tcW w:w="2126" w:type="dxa"/>
           </w:tcPr>
           <w:p>
             <w:pPr>
@@ -5272,18 +5272,18 @@
         </w:tc>
         <w:tc>
           <w:tcPr>
-            <w:tcW w:w="2127" w:type="dxa"/>
+            <w:tcW w:w="1985" w:type="dxa"/>
           </w:tcPr>
           <w:p>
             <w:pPr>
               <w:pStyle w:val="TextoTablas"/>
             </w:pPr>
             <w:r>
-              <w:t xml:space="preserve">Conjunto de normas, directrices y códigos de práctica internacionales para alimentos, desarrollado por FAO (Organización de las Naciones Unidas para la Alimentación y la Agricultura) y la OMS (Organización Mundial de la Salud). Busca </w:t>
+              <w:t xml:space="preserve">Conjunto de normas, directrices y códigos de práctica internacionales para alimentos, desarrollado por FAO (Organización de las Naciones Unidas para la Alimentación y la Agricultura) y la OMS </w:t>
             </w:r>
             <w:r>
               <w:lastRenderedPageBreak/>
-              <w:t>proteger la salud de los consumidores y asegurar prácticas justas en el comercio de alimentos.</w:t>
+              <w:t>(Organización Mundial de la Salud). Busca proteger la salud de los consumidores y asegurar prácticas justas en el comercio de alimentos.</w:t>
             </w:r>
           </w:p>
         </w:tc>
@@ -5302,7 +5302,10 @@
             </w:pPr>
             <w:r>
               <w:lastRenderedPageBreak/>
-              <w:t>Proteger la salud pública mediante normas de seguridad alimentaria que prevengan riesgos y contaminaciones.</w:t>
+              <w:t>Proteger la salud pública mediante normas de seguridad alimentaria que prevengan riesgos y contaminaciones</w:t>
+            </w:r>
+            <w:r>
+              <w:t>.</w:t>
             </w:r>
           </w:p>
           <w:p>
@@ -5328,14 +5331,17 @@
               <w:ind w:left="164" w:right="39" w:hanging="199"/>
             </w:pPr>
             <w:r>
+              <w:t xml:space="preserve">Facilitar el comercio </w:t>
+            </w:r>
+            <w:r>
               <w:lastRenderedPageBreak/>
-              <w:t>Facilitar el comercio internacional eliminando barreras técnicas con normas armonizadas globalmente.</w:t>
+              <w:t>internacional eliminando barreras técnicas con normas armonizadas globalmente.</w:t>
             </w:r>
           </w:p>
         </w:tc>
         <w:tc>
           <w:tcPr>
-            <w:tcW w:w="1984" w:type="dxa"/>
+            <w:tcW w:w="2126" w:type="dxa"/>
           </w:tcPr>
           <w:p>
             <w:pPr>
@@ -5374,11 +5380,11 @@
               <w:ind w:left="173" w:hanging="225"/>
             </w:pPr>
             <w:r>
-              <w:t xml:space="preserve">Establece límites para contaminantes </w:t>
+              <w:t xml:space="preserve">Establece límites para contaminantes (micotoxinas, </w:t>
             </w:r>
             <w:r>
               <w:lastRenderedPageBreak/>
-              <w:t>(micotoxinas, residuos químicos).</w:t>
+              <w:t>residuos químicos).</w:t>
             </w:r>
           </w:p>
           <w:p>
@@ -5435,7 +5441,7 @@
         </w:tc>
         <w:tc>
           <w:tcPr>
-            <w:tcW w:w="2127" w:type="dxa"/>
+            <w:tcW w:w="1985" w:type="dxa"/>
           </w:tcPr>
           <w:p>
             <w:pPr>
@@ -5505,7 +5511,7 @@
         </w:tc>
         <w:tc>
           <w:tcPr>
-            <w:tcW w:w="1984" w:type="dxa"/>
+            <w:tcW w:w="2126" w:type="dxa"/>
           </w:tcPr>
           <w:p>
             <w:pPr>
@@ -5610,7 +5616,7 @@
         </w:tc>
         <w:tc>
           <w:tcPr>
-            <w:tcW w:w="2127" w:type="dxa"/>
+            <w:tcW w:w="1985" w:type="dxa"/>
           </w:tcPr>
           <w:p>
             <w:pPr>
@@ -5667,7 +5673,7 @@
         </w:tc>
         <w:tc>
           <w:tcPr>
-            <w:tcW w:w="1984" w:type="dxa"/>
+            <w:tcW w:w="2126" w:type="dxa"/>
           </w:tcPr>
           <w:p>
             <w:pPr>
@@ -5763,18 +5769,18 @@
         </w:tc>
         <w:tc>
           <w:tcPr>
-            <w:tcW w:w="2127" w:type="dxa"/>
+            <w:tcW w:w="1985" w:type="dxa"/>
           </w:tcPr>
           <w:p>
             <w:pPr>
               <w:pStyle w:val="TextoTablas"/>
             </w:pPr>
             <w:r>
-              <w:t xml:space="preserve">Programa internacional de certificación para la producción sostenible de </w:t>
+              <w:t xml:space="preserve">Programa internacional de certificación para la producción sostenible de cultivos como cacao, café y té. Buscaba mejorar </w:t>
             </w:r>
             <w:r>
               <w:lastRenderedPageBreak/>
-              <w:t xml:space="preserve">cultivos como cacao, café y té. Buscaba mejorar las condiciones de vida de los agricultores y proteger el medio ambiente. Actualmente, sus estándares forman parte de </w:t>
+              <w:t xml:space="preserve">las condiciones de vida de los agricultores y proteger el medio ambiente. Actualmente, sus estándares forman parte de </w:t>
             </w:r>
             <w:proofErr w:type="spellStart"/>
             <w:r>
@@ -5814,8 +5820,11 @@
               <w:ind w:left="184" w:hanging="228"/>
             </w:pPr>
             <w:r>
+              <w:t xml:space="preserve">Mejorar condiciones laborales y respeto </w:t>
+            </w:r>
+            <w:r>
               <w:lastRenderedPageBreak/>
-              <w:t>Mejorar condiciones laborales y respeto a los derechos humanos.</w:t>
+              <w:t>a los derechos humanos.</w:t>
             </w:r>
           </w:p>
           <w:p>
@@ -5847,7 +5856,7 @@
         </w:tc>
         <w:tc>
           <w:tcPr>
-            <w:tcW w:w="1984" w:type="dxa"/>
+            <w:tcW w:w="2126" w:type="dxa"/>
           </w:tcPr>
           <w:p>
             <w:pPr>
@@ -5873,7 +5882,6 @@
               <w:ind w:left="171" w:hanging="223"/>
             </w:pPr>
             <w:r>
-              <w:lastRenderedPageBreak/>
               <w:t>Conservación de suelo y agua.</w:t>
             </w:r>
           </w:p>
@@ -5887,6 +5895,7 @@
               <w:ind w:left="171" w:hanging="223"/>
             </w:pPr>
             <w:r>
+              <w:lastRenderedPageBreak/>
               <w:t>Manejo integrado de plagas.</w:t>
             </w:r>
           </w:p>
@@ -5927,11 +5936,11 @@
             </w:pPr>
             <w:r>
               <w:lastRenderedPageBreak/>
-              <w:t xml:space="preserve">Permitía que el cacao fuera producido de manera sostenible y </w:t>
+              <w:t xml:space="preserve">Permitía que el cacao fuera producido de manera sostenible y trazable, generando confianza en </w:t>
             </w:r>
             <w:r>
               <w:lastRenderedPageBreak/>
-              <w:t xml:space="preserve">trazable, generando confianza en consumidores y compradores. Tras su fusión con </w:t>
+              <w:t xml:space="preserve">consumidores y compradores. Tras su fusión con </w:t>
             </w:r>
             <w:proofErr w:type="spellStart"/>
             <w:r>
@@ -5996,6 +6005,22 @@
     </w:p>
     <w:p>
       <w:pPr>
+        <w:rPr>
+          <w:lang w:val="es-419" w:eastAsia="es-CO"/>
+        </w:rPr>
+      </w:pPr>
+    </w:p>
+    <w:p>
+      <w:pPr>
+        <w:ind w:firstLine="0"/>
+        <w:rPr>
+          <w:lang w:val="es-419" w:eastAsia="es-CO"/>
+        </w:rPr>
+      </w:pPr>
+    </w:p>
+    <w:p>
+      <w:pPr>
+        <w:ind w:firstLine="0"/>
         <w:rPr>
           <w:lang w:val="es-419" w:eastAsia="es-CO"/>
         </w:rPr>
@@ -7646,6 +7671,7 @@
       <w:r>
         <w:rPr>
           <w:rStyle w:val="Extranjerismo"/>
+          <w:lang w:val="es-CO"/>
         </w:rPr>
         <w:t>premium</w:t>
       </w:r>
@@ -8388,6 +8414,7 @@
       <w:r>
         <w:rPr>
           <w:rStyle w:val="Extranjerismo"/>
+          <w:lang w:val="es-CO"/>
         </w:rPr>
         <w:t>gourmet</w:t>
       </w:r>
@@ -15973,10 +16000,6 @@
 </file>
 
 <file path=customXml/item1.xml><?xml version="1.0" encoding="utf-8"?>
-<b:Sources xmlns:b="http://schemas.openxmlformats.org/officeDocument/2006/bibliography" xmlns="http://schemas.openxmlformats.org/officeDocument/2006/bibliography" SelectedStyle="\APASixthEditionOfficeOnline.xsl" StyleName="APA" Version="6"/>
-</file>
-
-<file path=customXml/item2.xml><?xml version="1.0" encoding="utf-8"?>
 <?mso-contentType ?>
 <FormTemplates xmlns="http://schemas.microsoft.com/sharepoint/v3/contenttype/forms">
   <Display>DocumentLibraryForm</Display>
@@ -15985,9 +16008,24 @@
 </FormTemplates>
 </file>
 
+<file path=customXml/item2.xml><?xml version="1.0" encoding="utf-8"?>
+<b:Sources xmlns:b="http://schemas.openxmlformats.org/officeDocument/2006/bibliography" xmlns="http://schemas.openxmlformats.org/officeDocument/2006/bibliography" SelectedStyle="\APASixthEditionOfficeOnline.xsl" StyleName="APA" Version="6"/>
+</file>
+
 <file path=customXml/item3.xml><?xml version="1.0" encoding="utf-8"?>
-<ct:contentTypeSchema xmlns:ct="http://schemas.microsoft.com/office/2006/metadata/contentType" xmlns:ma="http://schemas.microsoft.com/office/2006/metadata/properties/metaAttributes" ct:_="" ma:_="" ma:contentTypeName="Documento" ma:contentTypeID="0x0101005D7421CBAB376F47AC1876466873BE0C" ma:contentTypeVersion="11" ma:contentTypeDescription="Crear nuevo documento." ma:contentTypeScope="" ma:versionID="c15d8ec802c26ac14d26a130a7e330ba">
-  <xsd:schema xmlns:xsd="http://www.w3.org/2001/XMLSchema" xmlns:xs="http://www.w3.org/2001/XMLSchema" xmlns:p="http://schemas.microsoft.com/office/2006/metadata/properties" xmlns:ns2="55abea07-cd72-4a95-add0-1082a24cf9e9" xmlns:ns3="285d351f-f218-493a-825f-85a9dfbde315" targetNamespace="http://schemas.microsoft.com/office/2006/metadata/properties" ma:root="true" ma:fieldsID="aaa88af0ed338276ebe02f0d1437fb40" ns2:_="" ns3:_="">
+<p:properties xmlns:p="http://schemas.microsoft.com/office/2006/metadata/properties" xmlns:xsi="http://www.w3.org/2001/XMLSchema-instance" xmlns:pc="http://schemas.microsoft.com/office/infopath/2007/PartnerControls">
+  <documentManagement>
+    <TaxCatchAll xmlns="285d351f-f218-493a-825f-85a9dfbde315" xsi:nil="true"/>
+    <lcf76f155ced4ddcb4097134ff3c332f xmlns="55abea07-cd72-4a95-add0-1082a24cf9e9">
+      <Terms xmlns="http://schemas.microsoft.com/office/infopath/2007/PartnerControls"/>
+    </lcf76f155ced4ddcb4097134ff3c332f>
+  </documentManagement>
+</p:properties>
+</file>
+
+<file path=customXml/item4.xml><?xml version="1.0" encoding="utf-8"?>
+<ct:contentTypeSchema xmlns:ct="http://schemas.microsoft.com/office/2006/metadata/contentType" xmlns:ma="http://schemas.microsoft.com/office/2006/metadata/properties/metaAttributes" ct:_="" ma:_="" ma:contentTypeName="Documento" ma:contentTypeID="0x0101005D7421CBAB376F47AC1876466873BE0C" ma:contentTypeVersion="11" ma:contentTypeDescription="Crear nuevo documento." ma:contentTypeScope="" ma:versionID="c355e60b4cde5dbb71daba652f90dcaf">
+  <xsd:schema xmlns:xsd="http://www.w3.org/2001/XMLSchema" xmlns:xs="http://www.w3.org/2001/XMLSchema" xmlns:p="http://schemas.microsoft.com/office/2006/metadata/properties" xmlns:ns2="55abea07-cd72-4a95-add0-1082a24cf9e9" xmlns:ns3="285d351f-f218-493a-825f-85a9dfbde315" targetNamespace="http://schemas.microsoft.com/office/2006/metadata/properties" ma:root="true" ma:fieldsID="af45bf235921137d7bf462656222ea5a" ns2:_="" ns3:_="">
     <xsd:import namespace="55abea07-cd72-4a95-add0-1082a24cf9e9"/>
     <xsd:import namespace="285d351f-f218-493a-825f-85a9dfbde315"/>
     <xsd:element name="properties">
@@ -16180,18 +16218,15 @@
 </ct:contentTypeSchema>
 </file>
 
-<file path=customXml/item4.xml><?xml version="1.0" encoding="utf-8"?>
-<p:properties xmlns:p="http://schemas.microsoft.com/office/2006/metadata/properties" xmlns:xsi="http://www.w3.org/2001/XMLSchema-instance" xmlns:pc="http://schemas.microsoft.com/office/infopath/2007/PartnerControls">
-  <documentManagement>
-    <TaxCatchAll xmlns="285d351f-f218-493a-825f-85a9dfbde315" xsi:nil="true"/>
-    <lcf76f155ced4ddcb4097134ff3c332f xmlns="55abea07-cd72-4a95-add0-1082a24cf9e9">
-      <Terms xmlns="http://schemas.microsoft.com/office/infopath/2007/PartnerControls"/>
-    </lcf76f155ced4ddcb4097134ff3c332f>
-  </documentManagement>
-</p:properties>
+<file path=customXml/itemProps1.xml><?xml version="1.0" encoding="utf-8"?>
+<ds:datastoreItem xmlns:ds="http://schemas.openxmlformats.org/officeDocument/2006/customXml" ds:itemID="{D00A4A46-BDBD-48AC-87B9-2BA42D9CC06F}">
+  <ds:schemaRefs>
+    <ds:schemaRef ds:uri="http://schemas.microsoft.com/sharepoint/v3/contenttype/forms"/>
+  </ds:schemaRefs>
+</ds:datastoreItem>
 </file>
 
-<file path=customXml/itemProps1.xml><?xml version="1.0" encoding="utf-8"?>
+<file path=customXml/itemProps2.xml><?xml version="1.0" encoding="utf-8"?>
 <ds:datastoreItem xmlns:ds="http://schemas.openxmlformats.org/officeDocument/2006/customXml" ds:itemID="{A9F2CEBA-C824-4C86-81A8-E32CBD0EB92D}">
   <ds:schemaRefs>
     <ds:schemaRef ds:uri="http://schemas.openxmlformats.org/officeDocument/2006/bibliography"/>
@@ -16199,19 +16234,7 @@
 </ds:datastoreItem>
 </file>
 
-<file path=customXml/itemProps2.xml><?xml version="1.0" encoding="utf-8"?>
-<ds:datastoreItem xmlns:ds="http://schemas.openxmlformats.org/officeDocument/2006/customXml" ds:itemID="{D00A4A46-BDBD-48AC-87B9-2BA42D9CC06F}">
-  <ds:schemaRefs>
-    <ds:schemaRef ds:uri="http://schemas.microsoft.com/sharepoint/v3/contenttype/forms"/>
-  </ds:schemaRefs>
-</ds:datastoreItem>
-</file>
-
 <file path=customXml/itemProps3.xml><?xml version="1.0" encoding="utf-8"?>
-<ds:datastoreItem xmlns:ds="http://schemas.openxmlformats.org/officeDocument/2006/customXml" ds:itemID="{0EE5E4DB-FD08-49A4-AF52-0129FCFD0C00}"/>
-</file>
-
-<file path=customXml/itemProps4.xml><?xml version="1.0" encoding="utf-8"?>
 <ds:datastoreItem xmlns:ds="http://schemas.openxmlformats.org/officeDocument/2006/customXml" ds:itemID="{26259216-AD86-464A-AEAD-95B1F9E17392}">
   <ds:schemaRefs>
     <ds:schemaRef ds:uri="http://schemas.microsoft.com/office/2006/metadata/properties"/>
@@ -16220,4 +16243,8 @@
     <ds:schemaRef ds:uri="43a3ca16-9c26-4813-b83f-4aec9927b43f"/>
   </ds:schemaRefs>
 </ds:datastoreItem>
+</file>
+
+<file path=customXml/itemProps4.xml><?xml version="1.0" encoding="utf-8"?>
+<ds:datastoreItem xmlns:ds="http://schemas.openxmlformats.org/officeDocument/2006/customXml" ds:itemID="{F36FE1A0-BB0E-4777-B5FF-3DFFBFBD7275}"/>
 </file>